--- a/GRA_Guidance.docx
+++ b/GRA_Guidance.docx
@@ -5162,7 +5162,7 @@
           <w:sz w:val="21"/>
           <w:szCs w:val="21"/>
         </w:rPr>
-        <w:t xml:space="preserve">Test, analysis, inspection, or demonstration can close some conditions. Other conditions can only be watched. Never record a monitored condition as verified.</w:t>
+        <w:t xml:space="preserve">Test, analysis, inspection, demonstration, or an authority's approval can close some conditions. Other conditions can only be watched. Never record a monitored condition as verified.</w:t>
       </w:r>
     </w:p>
     <w:p>
@@ -9082,7 +9082,7 @@
                 <w:sz w:val="19"/>
                 <w:szCs w:val="19"/>
               </w:rPr>
-              <w:t xml:space="preserve">Test, analysis, inspection, or demonstration has confirmed every condition.</w:t>
+              <w:t xml:space="preserve">Test, analysis, inspection, demonstration, or an authority's approval has confirmed every condition.</w:t>
             </w:r>
           </w:p>
         </w:tc>
@@ -9299,7 +9299,7 @@
           <w:sz w:val="21"/>
           <w:szCs w:val="21"/>
         </w:rPr>
-        <w:t xml:space="preserve">Verification has a precise meaning. ISO 9000:2015 defines it as "confirmation, through the provision of objective evidence, that specified requirements have been fulfilled." Programs provide that evidence by test, analysis, inspection, or demonstration.</w:t>
+        <w:t xml:space="preserve">Verification has a precise meaning. ISO 9000:2015 defines it as "confirmation, through the provision of objective evidence, that specified requirements have been fulfilled." Programs provide that evidence by test, analysis, inspection, demonstration, or an authority's approval.</w:t>
       </w:r>
     </w:p>
     <w:p>
@@ -13406,7 +13406,7 @@
                 <w:sz w:val="19"/>
                 <w:szCs w:val="19"/>
               </w:rPr>
-              <w:t xml:space="preserve">Confirm conditions by test, analysis, inspection, or demonstration. Move them to Verified.</w:t>
+              <w:t xml:space="preserve">Confirm conditions by test, analysis, inspection, demonstration, or an authority's approval. Record the evidence. Move them to Verified.</w:t>
             </w:r>
           </w:p>
         </w:tc>
@@ -15920,7 +15920,7 @@
           <w:sz w:val="20"/>
           <w:szCs w:val="20"/>
         </w:rPr>
-        <w:t xml:space="preserve">A separate draft specification, "Assumption Control Profile for Cameo / MSOSA," describes one way to build this. Check it against each program's tool configuration before any build work.</w:t>
+        <w:t xml:space="preserve">A draft specification, "Assumption Control Profile for Cameo / MSOSA," Draft B, describes one way to build this. A companion guide, "Controlling Assumptions in the System Model," explains how to use it. Check both against each program's tool configuration before any build work.</w:t>
       </w:r>
     </w:p>
     <w:p>
@@ -19214,7 +19214,26 @@
           <w:sz w:val="21"/>
           <w:szCs w:val="21"/>
         </w:rPr>
-        <w:t xml:space="preserve">Assumption Control Profile for Cameo / MSOSA. Draft specification. Companion to this document.</w:t>
+        <w:t xml:space="preserve">Assumption Control Profile for Cameo / MSOSA, Draft B. Draft specification. Companion to this document.</w:t>
+      </w:r>
+    </w:p>
+    <w:p>
+      <w:pPr>
+        <w:pStyle w:val="ListParagraph"/>
+        <w:numPr>
+          <w:ilvl w:val="0"/>
+          <w:numId w:val="3"/>
+        </w:numPr>
+        <w:spacing w:after="80" w:line="276"/>
+      </w:pPr>
+      <w:r>
+        <w:rPr>
+          <w:rFonts w:ascii="Calibri" w:cs="Calibri" w:eastAsia="Calibri" w:hAnsi="Calibri"/>
+          <w:color w:val="1A2333"/>
+          <w:sz w:val="21"/>
+          <w:szCs w:val="21"/>
+        </w:rPr>
+        <w:t xml:space="preserve">Controlling Assumptions in the System Model. Draft guidance on using the profile. Companion to this document.</w:t>
       </w:r>
     </w:p>
     <w:sectPr>
